--- a/backend/src/generated/MonthlyDepartmentReport.docx
+++ b/backend/src/generated/MonthlyDepartmentReport.docx
@@ -28,7 +28,7 @@
           <w:sz w:val="28"/>
           <w:szCs w:val="28"/>
         </w:rPr>
-        <w:t xml:space="preserve"> Attendance Report (September 2025</w:t>
+        <w:t xml:space="preserve"> Attendance Report (All Months All Years</w:t>
       </w:r>
       <w:proofErr w:type="spellStart"/>
       <w:r>
